--- a/交互界面设计说明书.docx
+++ b/交互界面设计说明书.docx
@@ -309,113 +309,96 @@
         <w:rPr>
           <w:rFonts w:eastAsia="微软雅黑"/>
         </w:rPr>
-        <w:t>本说明书为无人机地面站系统（</w:t>
-      </w:r>
-      <w:r>
-        <w:rPr>
-          <w:rFonts w:eastAsia="微软雅黑"/>
-        </w:rPr>
-        <w:t>GCS</w:t>
-      </w:r>
-      <w:r>
-        <w:rPr>
-          <w:rFonts w:eastAsia="微软雅黑"/>
-        </w:rPr>
-        <w:t>）的交互界面设计文档。界面采用</w:t>
-      </w:r>
-      <w:r>
-        <w:rPr>
-          <w:rFonts w:eastAsia="微软雅黑"/>
-        </w:rPr>
-        <w:t xml:space="preserve"> HTML5 + CSS3 + JavaScript </w:t>
-      </w:r>
-      <w:r>
-        <w:rPr>
-          <w:rFonts w:eastAsia="微软雅黑"/>
-        </w:rPr>
-        <w:t>前端技术栈，集成高德地图</w:t>
-      </w:r>
-      <w:r>
-        <w:rPr>
-          <w:rFonts w:eastAsia="微软雅黑"/>
-        </w:rPr>
-        <w:t xml:space="preserve"> API</w:t>
-      </w:r>
-      <w:r>
-        <w:rPr>
-          <w:rFonts w:eastAsia="微软雅黑"/>
-        </w:rPr>
-        <w:t>（</w:t>
+        <w:t>本说明书为无人机地面站系统（GCS）的交互界面设计文档。界面采用 HTML5 + CSS3 + JavaScript 前端技术栈，集成高德地图 API（AMap JS SDK 2.0）实现真实地图渲染，以单窗口四工作区架构实现无人机实时监控、任务规划、数据管理与算法分析四大核心功能。界面支持两种运行模式（E1 实机模式、手机辅助模式），通过模式切换动态调整功能可用性，并以数据来源标识系统区分不同数据来源，确保界面可信度。系统集成了空域数据管理模块（AirspaceService），支持禁飞区/限飞区/临时限制区的导入、可视化与任务校验，实现航路规划与空域合规的闭环检查。</w:t>
+      </w:r>
+      <w:r>
+        <w:rPr>
+          <w:rFonts w:eastAsia="微软雅黑"/>
+        </w:rPr>
+      </w:r>
+      <w:r>
+        <w:rPr>
+          <w:rFonts w:eastAsia="微软雅黑"/>
+        </w:rPr>
+      </w:r>
+      <w:r>
+        <w:rPr>
+          <w:rFonts w:eastAsia="微软雅黑"/>
+        </w:rPr>
+      </w:r>
+      <w:r>
+        <w:rPr>
+          <w:rFonts w:eastAsia="微软雅黑"/>
+        </w:rPr>
+      </w:r>
+      <w:r>
+        <w:rPr>
+          <w:rFonts w:eastAsia="微软雅黑"/>
+        </w:rPr>
+      </w:r>
+      <w:r>
+        <w:rPr>
+          <w:rFonts w:eastAsia="微软雅黑"/>
+        </w:rPr>
       </w:r>
       <w:proofErr w:type="spellStart"/>
       <w:r>
         <w:rPr>
           <w:rFonts w:eastAsia="微软雅黑"/>
         </w:rPr>
-        <w:t>AMap</w:t>
       </w:r>
       <w:proofErr w:type="spellEnd"/>
       <w:r>
         <w:rPr>
           <w:rFonts w:eastAsia="微软雅黑"/>
         </w:rPr>
-        <w:t xml:space="preserve"> JS SDK 2.0</w:t>
-      </w:r>
-      <w:r>
-        <w:rPr>
-          <w:rFonts w:eastAsia="微软雅黑"/>
-        </w:rPr>
-        <w:t>）实现真实地图渲染，以单窗口四工作区架构实现无人机实时监控、任务规划、数据管理与算法分析四大核心功能。界面支持三种运行模式（仿真模式、</w:t>
-      </w:r>
-      <w:r>
-        <w:rPr>
-          <w:rFonts w:eastAsia="微软雅黑"/>
-        </w:rPr>
-        <w:t xml:space="preserve">E1 </w:t>
-      </w:r>
-      <w:r>
-        <w:rPr>
-          <w:rFonts w:eastAsia="微软雅黑"/>
-        </w:rPr>
-        <w:t>实机模式、手机辅助模式），通过模式切换动态调整功能可用性，并以数据来源标识系统区分不同数据来源，确保界面可信度。系统集成了空域数据管理模块（</w:t>
+      </w:r>
+      <w:r>
+        <w:rPr>
+          <w:rFonts w:eastAsia="微软雅黑"/>
+        </w:rPr>
+      </w:r>
+      <w:r>
+        <w:rPr>
+          <w:rFonts w:eastAsia="微软雅黑"/>
+        </w:rPr>
+      </w:r>
+      <w:r>
+        <w:rPr>
+          <w:rFonts w:eastAsia="微软雅黑"/>
+        </w:rPr>
       </w:r>
       <w:proofErr w:type="spellStart"/>
       <w:r>
         <w:rPr>
           <w:rFonts w:eastAsia="微软雅黑"/>
         </w:rPr>
-        <w:t>AirspaceService</w:t>
       </w:r>
       <w:proofErr w:type="spellEnd"/>
       <w:r>
         <w:rPr>
           <w:rFonts w:eastAsia="微软雅黑"/>
         </w:rPr>
-        <w:t>），支持禁飞区</w:t>
-      </w:r>
-      <w:r>
-        <w:rPr>
-          <w:rFonts w:eastAsia="微软雅黑"/>
-        </w:rPr>
-        <w:t>/</w:t>
-      </w:r>
-      <w:r>
-        <w:rPr>
-          <w:rFonts w:eastAsia="微软雅黑"/>
-        </w:rPr>
-        <w:t>限飞区</w:t>
-      </w:r>
-      <w:r>
-        <w:rPr>
-          <w:rFonts w:eastAsia="微软雅黑"/>
-        </w:rPr>
-        <w:t>/</w:t>
-      </w:r>
-      <w:r>
-        <w:rPr>
-          <w:rFonts w:eastAsia="微软雅黑"/>
-        </w:rPr>
-        <w:t>临时限制区的导入、可视化与任务校验，实现航路规划与空域合规的闭环检查。</w:t>
+      </w:r>
+      <w:r>
+        <w:rPr>
+          <w:rFonts w:eastAsia="微软雅黑"/>
+        </w:rPr>
+      </w:r>
+      <w:r>
+        <w:rPr>
+          <w:rFonts w:eastAsia="微软雅黑"/>
+        </w:rPr>
+      </w:r>
+      <w:r>
+        <w:rPr>
+          <w:rFonts w:eastAsia="微软雅黑"/>
+        </w:rPr>
+      </w:r>
+      <w:r>
+        <w:rPr>
+          <w:rFonts w:eastAsia="微软雅黑"/>
+        </w:rPr>
       </w:r>
     </w:p>
     <w:p>
@@ -537,31 +520,27 @@
         <w:rPr>
           <w:rFonts w:eastAsia="微软雅黑"/>
         </w:rPr>
-        <w:t>·</w:t>
-      </w:r>
-      <w:r>
-        <w:rPr>
-          <w:rFonts w:eastAsia="微软雅黑"/>
-        </w:rPr>
-        <w:t xml:space="preserve"> </w:t>
-      </w:r>
-      <w:r>
-        <w:rPr>
-          <w:rFonts w:eastAsia="微软雅黑"/>
-        </w:rPr>
-        <w:t>运行模式切换：支持仿真模式、</w:t>
-      </w:r>
-      <w:r>
-        <w:rPr>
-          <w:rFonts w:eastAsia="微软雅黑"/>
-        </w:rPr>
-        <w:t xml:space="preserve">E1 </w:t>
-      </w:r>
-      <w:r>
-        <w:rPr>
-          <w:rFonts w:eastAsia="微软雅黑"/>
-        </w:rPr>
-        <w:t>实机模式、手机辅助模式三种运行模式，不同模式下功能可用性与数据来源不同，通过能力门控机制控制。</w:t>
+        <w:t>· 运行模式切换：支持 E1 实机模式、手机辅助模式两种运行模式，不同模式下功能可用性与数据来源不同，通过能力门控机制控制。</w:t>
+      </w:r>
+      <w:r>
+        <w:rPr>
+          <w:rFonts w:eastAsia="微软雅黑"/>
+        </w:rPr>
+      </w:r>
+      <w:r>
+        <w:rPr>
+          <w:rFonts w:eastAsia="微软雅黑"/>
+        </w:rPr>
+      </w:r>
+      <w:r>
+        <w:rPr>
+          <w:rFonts w:eastAsia="微软雅黑"/>
+        </w:rPr>
+      </w:r>
+      <w:r>
+        <w:rPr>
+          <w:rFonts w:eastAsia="微软雅黑"/>
+        </w:rPr>
       </w:r>
     </w:p>
     <w:p>
@@ -573,91 +552,77 @@
         <w:rPr>
           <w:rFonts w:eastAsia="微软雅黑"/>
         </w:rPr>
-        <w:t>·</w:t>
-      </w:r>
-      <w:r>
-        <w:rPr>
-          <w:rFonts w:eastAsia="微软雅黑"/>
-        </w:rPr>
-        <w:t xml:space="preserve"> </w:t>
-      </w:r>
-      <w:r>
-        <w:rPr>
-          <w:rFonts w:eastAsia="微软雅黑"/>
-        </w:rPr>
-        <w:t>数据来源透明：所有关键数据点附带来源标识（</w:t>
-      </w:r>
-      <w:r>
-        <w:rPr>
-          <w:rFonts w:eastAsia="微软雅黑"/>
-        </w:rPr>
-        <w:t xml:space="preserve">[E1] </w:t>
-      </w:r>
-      <w:r>
-        <w:rPr>
-          <w:rFonts w:eastAsia="微软雅黑"/>
-        </w:rPr>
-        <w:t>飞控</w:t>
-      </w:r>
-      <w:r>
-        <w:rPr>
-          <w:rFonts w:eastAsia="微软雅黑"/>
-        </w:rPr>
-        <w:t xml:space="preserve"> / [</w:t>
-      </w:r>
-      <w:r>
-        <w:rPr>
-          <w:rFonts w:eastAsia="微软雅黑"/>
-        </w:rPr>
-        <w:t>手机</w:t>
-      </w:r>
-      <w:r>
-        <w:rPr>
-          <w:rFonts w:eastAsia="微软雅黑"/>
-        </w:rPr>
-        <w:t>] / [</w:t>
-      </w:r>
-      <w:r>
-        <w:rPr>
-          <w:rFonts w:eastAsia="微软雅黑"/>
-        </w:rPr>
-        <w:t>系统</w:t>
-      </w:r>
-      <w:r>
-        <w:rPr>
-          <w:rFonts w:eastAsia="微软雅黑"/>
-        </w:rPr>
-        <w:t xml:space="preserve">] </w:t>
-      </w:r>
-      <w:r>
-        <w:rPr>
-          <w:rFonts w:eastAsia="微软雅黑"/>
-        </w:rPr>
-        <w:t>计算</w:t>
-      </w:r>
-      <w:r>
-        <w:rPr>
-          <w:rFonts w:eastAsia="微软雅黑"/>
-        </w:rPr>
-        <w:t xml:space="preserve"> / [</w:t>
-      </w:r>
-      <w:r>
-        <w:rPr>
-          <w:rFonts w:eastAsia="微软雅黑"/>
-        </w:rPr>
-        <w:t>模拟</w:t>
-      </w:r>
-      <w:r>
-        <w:rPr>
-          <w:rFonts w:eastAsia="微软雅黑"/>
-        </w:rPr>
-        <w:t>] / [API]</w:t>
-      </w:r>
-      <w:r>
-        <w:rPr>
-          <w:rFonts w:eastAsia="微软雅黑"/>
-        </w:rPr>
-        <w:t>），避免将模拟数据误认为真实数据。</w:t>
+        <w:t>· 数据来源透明：所有关键数据点附带来源标识（[E1] 飞控 / [手机] / [系统] 计算 / [API]），避免将模拟数据误认为真实数据。</w:t>
+      </w:r>
+      <w:r>
+        <w:rPr>
+          <w:rFonts w:eastAsia="微软雅黑"/>
+        </w:rPr>
+      </w:r>
+      <w:r>
+        <w:rPr>
+          <w:rFonts w:eastAsia="微软雅黑"/>
+        </w:rPr>
+      </w:r>
+      <w:r>
+        <w:rPr>
+          <w:rFonts w:eastAsia="微软雅黑"/>
+        </w:rPr>
+      </w:r>
+      <w:r>
+        <w:rPr>
+          <w:rFonts w:eastAsia="微软雅黑"/>
+        </w:rPr>
+      </w:r>
+      <w:r>
+        <w:rPr>
+          <w:rFonts w:eastAsia="微软雅黑"/>
+        </w:rPr>
+      </w:r>
+      <w:r>
+        <w:rPr>
+          <w:rFonts w:eastAsia="微软雅黑"/>
+        </w:rPr>
+      </w:r>
+      <w:r>
+        <w:rPr>
+          <w:rFonts w:eastAsia="微软雅黑"/>
+        </w:rPr>
+      </w:r>
+      <w:r>
+        <w:rPr>
+          <w:rFonts w:eastAsia="微软雅黑"/>
+        </w:rPr>
+      </w:r>
+      <w:r>
+        <w:rPr>
+          <w:rFonts w:eastAsia="微软雅黑"/>
+        </w:rPr>
+      </w:r>
+      <w:r>
+        <w:rPr>
+          <w:rFonts w:eastAsia="微软雅黑"/>
+        </w:rPr>
+      </w:r>
+      <w:r>
+        <w:rPr>
+          <w:rFonts w:eastAsia="微软雅黑"/>
+        </w:rPr>
+      </w:r>
+      <w:r>
+        <w:rPr>
+          <w:rFonts w:eastAsia="微软雅黑"/>
+        </w:rPr>
+      </w:r>
+      <w:r>
+        <w:rPr>
+          <w:rFonts w:eastAsia="微软雅黑"/>
+        </w:rPr>
+      </w:r>
+      <w:r>
+        <w:rPr>
+          <w:rFonts w:eastAsia="微软雅黑"/>
+        </w:rPr>
       </w:r>
     </w:p>
     <w:p>
@@ -2035,43 +2000,37 @@
         <w:rPr>
           <w:rFonts w:eastAsia="微软雅黑"/>
         </w:rPr>
-        <w:t>·</w:t>
-      </w:r>
-      <w:r>
-        <w:rPr>
-          <w:rFonts w:eastAsia="微软雅黑"/>
-        </w:rPr>
-        <w:t xml:space="preserve"> </w:t>
-      </w:r>
-      <w:r>
-        <w:rPr>
-          <w:rFonts w:eastAsia="微软雅黑"/>
-        </w:rPr>
-        <w:t>运行模式切换器：三按钮组（仿真模式</w:t>
-      </w:r>
-      <w:r>
-        <w:rPr>
-          <w:rFonts w:eastAsia="微软雅黑"/>
-        </w:rPr>
-        <w:t xml:space="preserve"> / E1 </w:t>
-      </w:r>
-      <w:r>
-        <w:rPr>
-          <w:rFonts w:eastAsia="微软雅黑"/>
-        </w:rPr>
-        <w:t>实机</w:t>
-      </w:r>
-      <w:r>
-        <w:rPr>
-          <w:rFonts w:eastAsia="微软雅黑"/>
-        </w:rPr>
-        <w:t xml:space="preserve"> / </w:t>
-      </w:r>
-      <w:r>
-        <w:rPr>
-          <w:rFonts w:eastAsia="微软雅黑"/>
-        </w:rPr>
-        <w:t>手机辅助），当前模式高亮显示。</w:t>
+        <w:t>· 运行模式切换器：两按钮组（E1 实机 / 手机辅助），当前模式高亮显示。</w:t>
+      </w:r>
+      <w:r>
+        <w:rPr>
+          <w:rFonts w:eastAsia="微软雅黑"/>
+        </w:rPr>
+      </w:r>
+      <w:r>
+        <w:rPr>
+          <w:rFonts w:eastAsia="微软雅黑"/>
+        </w:rPr>
+      </w:r>
+      <w:r>
+        <w:rPr>
+          <w:rFonts w:eastAsia="微软雅黑"/>
+        </w:rPr>
+      </w:r>
+      <w:r>
+        <w:rPr>
+          <w:rFonts w:eastAsia="微软雅黑"/>
+        </w:rPr>
+      </w:r>
+      <w:r>
+        <w:rPr>
+          <w:rFonts w:eastAsia="微软雅黑"/>
+        </w:rPr>
+      </w:r>
+      <w:r>
+        <w:rPr>
+          <w:rFonts w:eastAsia="微软雅黑"/>
+        </w:rPr>
       </w:r>
     </w:p>
     <w:p>
@@ -2672,183 +2631,155 @@
         <w:rPr>
           <w:rFonts w:eastAsia="微软雅黑"/>
         </w:rPr>
-        <w:t xml:space="preserve">| </w:t>
+        <w:t>| SkyLink 天链  文件 任务 视图 设置 帮助  [E1实机][手机]  连接  时钟 主题 | &lt;- 导航栏 40px</w:t>
       </w:r>
       <w:proofErr w:type="spellStart"/>
       <w:r>
         <w:rPr>
           <w:rFonts w:eastAsia="微软雅黑"/>
         </w:rPr>
-        <w:t>SkyLink</w:t>
       </w:r>
       <w:proofErr w:type="spellEnd"/>
       <w:r>
         <w:rPr>
           <w:rFonts w:eastAsia="微软雅黑"/>
         </w:rPr>
-        <w:t xml:space="preserve"> </w:t>
       </w:r>
       <w:proofErr w:type="gramStart"/>
       <w:r>
         <w:rPr>
           <w:rFonts w:eastAsia="微软雅黑"/>
         </w:rPr>
-        <w:t>天链</w:t>
-      </w:r>
-      <w:r>
-        <w:rPr>
-          <w:rFonts w:eastAsia="微软雅黑"/>
-        </w:rPr>
-        <w:t xml:space="preserve">  </w:t>
-      </w:r>
-      <w:r>
-        <w:rPr>
-          <w:rFonts w:eastAsia="微软雅黑"/>
-        </w:rPr>
-        <w:t>文件</w:t>
+      </w:r>
+      <w:r>
+        <w:rPr>
+          <w:rFonts w:eastAsia="微软雅黑"/>
+        </w:rPr>
+      </w:r>
+      <w:r>
+        <w:rPr>
+          <w:rFonts w:eastAsia="微软雅黑"/>
+        </w:rPr>
       </w:r>
       <w:proofErr w:type="gramEnd"/>
       <w:r>
         <w:rPr>
           <w:rFonts w:eastAsia="微软雅黑"/>
         </w:rPr>
-        <w:t xml:space="preserve"> </w:t>
-      </w:r>
-      <w:r>
-        <w:rPr>
-          <w:rFonts w:eastAsia="微软雅黑"/>
-        </w:rPr>
-        <w:t>任务</w:t>
-      </w:r>
-      <w:r>
-        <w:rPr>
-          <w:rFonts w:eastAsia="微软雅黑"/>
-        </w:rPr>
-        <w:t xml:space="preserve"> </w:t>
-      </w:r>
-      <w:r>
-        <w:rPr>
-          <w:rFonts w:eastAsia="微软雅黑"/>
-        </w:rPr>
-        <w:t>视图</w:t>
-      </w:r>
-      <w:r>
-        <w:rPr>
-          <w:rFonts w:eastAsia="微软雅黑"/>
-        </w:rPr>
-        <w:t xml:space="preserve"> </w:t>
-      </w:r>
-      <w:r>
-        <w:rPr>
-          <w:rFonts w:eastAsia="微软雅黑"/>
-        </w:rPr>
-        <w:t>设置</w:t>
-      </w:r>
-      <w:r>
-        <w:rPr>
-          <w:rFonts w:eastAsia="微软雅黑"/>
-        </w:rPr>
-        <w:t xml:space="preserve"> </w:t>
+      </w:r>
+      <w:r>
+        <w:rPr>
+          <w:rFonts w:eastAsia="微软雅黑"/>
+        </w:rPr>
+      </w:r>
+      <w:r>
+        <w:rPr>
+          <w:rFonts w:eastAsia="微软雅黑"/>
+        </w:rPr>
+      </w:r>
+      <w:r>
+        <w:rPr>
+          <w:rFonts w:eastAsia="微软雅黑"/>
+        </w:rPr>
+      </w:r>
+      <w:r>
+        <w:rPr>
+          <w:rFonts w:eastAsia="微软雅黑"/>
+        </w:rPr>
+      </w:r>
+      <w:r>
+        <w:rPr>
+          <w:rFonts w:eastAsia="微软雅黑"/>
+        </w:rPr>
+      </w:r>
+      <w:r>
+        <w:rPr>
+          <w:rFonts w:eastAsia="微软雅黑"/>
+        </w:rPr>
       </w:r>
       <w:proofErr w:type="gramStart"/>
       <w:r>
         <w:rPr>
           <w:rFonts w:eastAsia="微软雅黑"/>
         </w:rPr>
-        <w:t>帮助</w:t>
-      </w:r>
-      <w:r>
-        <w:rPr>
-          <w:rFonts w:eastAsia="微软雅黑"/>
-        </w:rPr>
-        <w:t xml:space="preserve">  [</w:t>
+      </w:r>
+      <w:r>
+        <w:rPr>
+          <w:rFonts w:eastAsia="微软雅黑"/>
+        </w:rPr>
       </w:r>
       <w:proofErr w:type="gramEnd"/>
       <w:r>
         <w:rPr>
           <w:rFonts w:eastAsia="微软雅黑"/>
         </w:rPr>
-        <w:t>仿真</w:t>
-      </w:r>
-      <w:r>
-        <w:rPr>
-          <w:rFonts w:eastAsia="微软雅黑"/>
-        </w:rPr>
-        <w:t>][E1</w:t>
-      </w:r>
-      <w:r>
-        <w:rPr>
-          <w:rFonts w:eastAsia="微软雅黑"/>
-        </w:rPr>
-        <w:t>实机</w:t>
-      </w:r>
-      <w:r>
-        <w:rPr>
-          <w:rFonts w:eastAsia="微软雅黑"/>
-        </w:rPr>
-        <w:t>][</w:t>
-      </w:r>
-      <w:r>
-        <w:rPr>
-          <w:rFonts w:eastAsia="微软雅黑"/>
-        </w:rPr>
-        <w:t>手机</w:t>
+      </w:r>
+      <w:r>
+        <w:rPr>
+          <w:rFonts w:eastAsia="微软雅黑"/>
+        </w:rPr>
+      </w:r>
+      <w:r>
+        <w:rPr>
+          <w:rFonts w:eastAsia="微软雅黑"/>
+        </w:rPr>
+      </w:r>
+      <w:r>
+        <w:rPr>
+          <w:rFonts w:eastAsia="微软雅黑"/>
+        </w:rPr>
+      </w:r>
+      <w:r>
+        <w:rPr>
+          <w:rFonts w:eastAsia="微软雅黑"/>
+        </w:rPr>
       </w:r>
       <w:proofErr w:type="gramStart"/>
       <w:r>
         <w:rPr>
           <w:rFonts w:eastAsia="微软雅黑"/>
         </w:rPr>
-        <w:t xml:space="preserve">]  </w:t>
-      </w:r>
-      <w:r>
-        <w:rPr>
-          <w:rFonts w:eastAsia="微软雅黑"/>
-        </w:rPr>
-        <w:t>连接</w:t>
+      </w:r>
+      <w:r>
+        <w:rPr>
+          <w:rFonts w:eastAsia="微软雅黑"/>
+        </w:rPr>
       </w:r>
       <w:proofErr w:type="gramEnd"/>
       <w:r>
         <w:rPr>
           <w:rFonts w:eastAsia="微软雅黑"/>
         </w:rPr>
-        <w:t xml:space="preserve">  </w:t>
-      </w:r>
-      <w:r>
-        <w:rPr>
-          <w:rFonts w:eastAsia="微软雅黑"/>
-        </w:rPr>
-        <w:t>时钟</w:t>
-      </w:r>
-      <w:r>
-        <w:rPr>
-          <w:rFonts w:eastAsia="微软雅黑"/>
-        </w:rPr>
-        <w:t xml:space="preserve"> </w:t>
-      </w:r>
-      <w:r>
-        <w:rPr>
-          <w:rFonts w:eastAsia="微软雅黑"/>
-        </w:rPr>
-        <w:t>主题</w:t>
-      </w:r>
-      <w:r>
-        <w:rPr>
-          <w:rFonts w:eastAsia="微软雅黑"/>
-        </w:rPr>
-        <w:t xml:space="preserve"> | &lt;- </w:t>
-      </w:r>
-      <w:r>
-        <w:rPr>
-          <w:rFonts w:eastAsia="微软雅黑"/>
-        </w:rPr>
-        <w:t>导航栏</w:t>
-      </w:r>
-      <w:r>
-        <w:rPr>
-          <w:rFonts w:eastAsia="微软雅黑"/>
-        </w:rPr>
-        <w:t xml:space="preserve"> 40px</w:t>
+      </w:r>
+      <w:r>
+        <w:rPr>
+          <w:rFonts w:eastAsia="微软雅黑"/>
+        </w:rPr>
+      </w:r>
+      <w:r>
+        <w:rPr>
+          <w:rFonts w:eastAsia="微软雅黑"/>
+        </w:rPr>
+      </w:r>
+      <w:r>
+        <w:rPr>
+          <w:rFonts w:eastAsia="微软雅黑"/>
+        </w:rPr>
+      </w:r>
+      <w:r>
+        <w:rPr>
+          <w:rFonts w:eastAsia="微软雅黑"/>
+        </w:rPr>
+      </w:r>
+      <w:r>
+        <w:rPr>
+          <w:rFonts w:eastAsia="微软雅黑"/>
+        </w:rPr>
+      </w:r>
+      <w:r>
+        <w:rPr>
+          <w:rFonts w:eastAsia="微软雅黑"/>
+        </w:rPr>
       </w:r>
     </w:p>
     <w:p>
@@ -3783,43 +3714,37 @@
         <w:rPr>
           <w:rFonts w:eastAsia="微软雅黑"/>
         </w:rPr>
-        <w:t>·</w:t>
-      </w:r>
-      <w:r>
-        <w:rPr>
-          <w:rFonts w:eastAsia="微软雅黑"/>
-        </w:rPr>
-        <w:t xml:space="preserve"> </w:t>
-      </w:r>
-      <w:r>
-        <w:rPr>
-          <w:rFonts w:eastAsia="微软雅黑"/>
-        </w:rPr>
-        <w:t>连接横幅：在线（绿色）</w:t>
-      </w:r>
-      <w:r>
-        <w:rPr>
-          <w:rFonts w:eastAsia="微软雅黑"/>
-        </w:rPr>
-        <w:t xml:space="preserve">/ </w:t>
-      </w:r>
-      <w:r>
-        <w:rPr>
-          <w:rFonts w:eastAsia="微软雅黑"/>
-        </w:rPr>
-        <w:t>离线（红色）</w:t>
-      </w:r>
-      <w:r>
-        <w:rPr>
-          <w:rFonts w:eastAsia="微软雅黑"/>
-        </w:rPr>
-        <w:t xml:space="preserve">/ </w:t>
-      </w:r>
-      <w:r>
-        <w:rPr>
-          <w:rFonts w:eastAsia="微软雅黑"/>
-        </w:rPr>
-        <w:t>仿真（蓝色）</w:t>
+        <w:t>· 连接横幅：在线（绿色）/ 离线（红色）</w:t>
+      </w:r>
+      <w:r>
+        <w:rPr>
+          <w:rFonts w:eastAsia="微软雅黑"/>
+        </w:rPr>
+      </w:r>
+      <w:r>
+        <w:rPr>
+          <w:rFonts w:eastAsia="微软雅黑"/>
+        </w:rPr>
+      </w:r>
+      <w:r>
+        <w:rPr>
+          <w:rFonts w:eastAsia="微软雅黑"/>
+        </w:rPr>
+      </w:r>
+      <w:r>
+        <w:rPr>
+          <w:rFonts w:eastAsia="微软雅黑"/>
+        </w:rPr>
+      </w:r>
+      <w:r>
+        <w:rPr>
+          <w:rFonts w:eastAsia="微软雅黑"/>
+        </w:rPr>
+      </w:r>
+      <w:r>
+        <w:rPr>
+          <w:rFonts w:eastAsia="微软雅黑"/>
+        </w:rPr>
       </w:r>
     </w:p>
     <w:p>
@@ -4131,85 +4056,72 @@
         <w:rPr>
           <w:rFonts w:eastAsia="微软雅黑"/>
         </w:rPr>
-        <w:t xml:space="preserve">2 </w:t>
-      </w:r>
-      <w:r>
-        <w:rPr>
-          <w:rFonts w:eastAsia="微软雅黑"/>
-        </w:rPr>
-        <w:t>列</w:t>
-      </w:r>
-      <w:r>
-        <w:rPr>
-          <w:rFonts w:eastAsia="微软雅黑"/>
-        </w:rPr>
-        <w:t xml:space="preserve"> 8 </w:t>
-      </w:r>
-      <w:r>
-        <w:rPr>
-          <w:rFonts w:eastAsia="微软雅黑"/>
-        </w:rPr>
-        <w:t>行网格，每个单元格显示一项遥测数据，数值后附来源标识（</w:t>
-      </w:r>
-      <w:r>
-        <w:rPr>
-          <w:rFonts w:eastAsia="微软雅黑"/>
-        </w:rPr>
-        <w:t>[</w:t>
-      </w:r>
-      <w:r>
-        <w:rPr>
-          <w:rFonts w:eastAsia="微软雅黑"/>
-        </w:rPr>
-        <w:t>模拟</w:t>
-      </w:r>
-      <w:r>
-        <w:rPr>
-          <w:rFonts w:eastAsia="微软雅黑"/>
-        </w:rPr>
-        <w:t>]/[E1]/[</w:t>
-      </w:r>
-      <w:r>
-        <w:rPr>
-          <w:rFonts w:eastAsia="微软雅黑"/>
-        </w:rPr>
-        <w:t>手机</w:t>
-      </w:r>
-      <w:r>
-        <w:rPr>
-          <w:rFonts w:eastAsia="微软雅黑"/>
-        </w:rPr>
-        <w:t>]/[</w:t>
-      </w:r>
-      <w:r>
-        <w:rPr>
-          <w:rFonts w:eastAsia="微软雅黑"/>
-        </w:rPr>
-        <w:t>系统</w:t>
-      </w:r>
-      <w:r>
-        <w:rPr>
-          <w:rFonts w:eastAsia="微软雅黑"/>
-        </w:rPr>
-        <w:t>]</w:t>
-      </w:r>
-      <w:r>
-        <w:rPr>
-          <w:rFonts w:eastAsia="微软雅黑"/>
-        </w:rPr>
-        <w:t>），涵盖飞行模式、纬度、经度、高度、地速、航向、横滚、俯仰、偏航、电量、电压、信号、卫星、</w:t>
-      </w:r>
-      <w:r>
-        <w:rPr>
-          <w:rFonts w:eastAsia="微软雅黑"/>
-        </w:rPr>
-        <w:t>HDOP</w:t>
-      </w:r>
-      <w:r>
-        <w:rPr>
-          <w:rFonts w:eastAsia="微软雅黑"/>
-        </w:rPr>
-        <w:t>、解锁状态。</w:t>
+        <w:t>2 列 8 行网格，每个单元格显示一项遥测数据，数值后附来源标识（[E1]/[手机]/[系统]），涵盖飞行模式、纬度、经度、高度、地速、航向、横滚、俯仰、偏航、电量、电压、信号、卫星、HDOP、解锁状态。</w:t>
+      </w:r>
+      <w:r>
+        <w:rPr>
+          <w:rFonts w:eastAsia="微软雅黑"/>
+        </w:rPr>
+      </w:r>
+      <w:r>
+        <w:rPr>
+          <w:rFonts w:eastAsia="微软雅黑"/>
+        </w:rPr>
+      </w:r>
+      <w:r>
+        <w:rPr>
+          <w:rFonts w:eastAsia="微软雅黑"/>
+        </w:rPr>
+      </w:r>
+      <w:r>
+        <w:rPr>
+          <w:rFonts w:eastAsia="微软雅黑"/>
+        </w:rPr>
+      </w:r>
+      <w:r>
+        <w:rPr>
+          <w:rFonts w:eastAsia="微软雅黑"/>
+        </w:rPr>
+      </w:r>
+      <w:r>
+        <w:rPr>
+          <w:rFonts w:eastAsia="微软雅黑"/>
+        </w:rPr>
+      </w:r>
+      <w:r>
+        <w:rPr>
+          <w:rFonts w:eastAsia="微软雅黑"/>
+        </w:rPr>
+      </w:r>
+      <w:r>
+        <w:rPr>
+          <w:rFonts w:eastAsia="微软雅黑"/>
+        </w:rPr>
+      </w:r>
+      <w:r>
+        <w:rPr>
+          <w:rFonts w:eastAsia="微软雅黑"/>
+        </w:rPr>
+      </w:r>
+      <w:r>
+        <w:rPr>
+          <w:rFonts w:eastAsia="微软雅黑"/>
+        </w:rPr>
+      </w:r>
+      <w:r>
+        <w:rPr>
+          <w:rFonts w:eastAsia="微软雅黑"/>
+        </w:rPr>
+      </w:r>
+      <w:r>
+        <w:rPr>
+          <w:rFonts w:eastAsia="微软雅黑"/>
+        </w:rPr>
+      </w:r>
+      <w:r>
+        <w:rPr>
+          <w:rFonts w:eastAsia="微软雅黑"/>
+        </w:rPr>
       </w:r>
     </w:p>
     <w:p>
@@ -6686,43 +6598,37 @@
         <w:rPr>
           <w:rFonts w:eastAsia="微软雅黑"/>
         </w:rPr>
-        <w:t>·</w:t>
-      </w:r>
-      <w:r>
-        <w:rPr>
-          <w:rFonts w:eastAsia="微软雅黑"/>
-        </w:rPr>
-        <w:t xml:space="preserve"> </w:t>
-      </w:r>
-      <w:r>
-        <w:rPr>
-          <w:rFonts w:eastAsia="微软雅黑"/>
-        </w:rPr>
-        <w:t>当前模式下拉：仿真模式</w:t>
-      </w:r>
-      <w:r>
-        <w:rPr>
-          <w:rFonts w:eastAsia="微软雅黑"/>
-        </w:rPr>
-        <w:t xml:space="preserve"> / E1 </w:t>
-      </w:r>
-      <w:r>
-        <w:rPr>
-          <w:rFonts w:eastAsia="微软雅黑"/>
-        </w:rPr>
-        <w:t>实机模式</w:t>
-      </w:r>
-      <w:r>
-        <w:rPr>
-          <w:rFonts w:eastAsia="微软雅黑"/>
-        </w:rPr>
-        <w:t xml:space="preserve"> / </w:t>
-      </w:r>
-      <w:r>
-        <w:rPr>
-          <w:rFonts w:eastAsia="微软雅黑"/>
-        </w:rPr>
-        <w:t>手机辅助模式</w:t>
+        <w:t>· 当前模式下拉：E1 实机模式 / 手机辅助模式</w:t>
+      </w:r>
+      <w:r>
+        <w:rPr>
+          <w:rFonts w:eastAsia="微软雅黑"/>
+        </w:rPr>
+      </w:r>
+      <w:r>
+        <w:rPr>
+          <w:rFonts w:eastAsia="微软雅黑"/>
+        </w:rPr>
+      </w:r>
+      <w:r>
+        <w:rPr>
+          <w:rFonts w:eastAsia="微软雅黑"/>
+        </w:rPr>
+      </w:r>
+      <w:r>
+        <w:rPr>
+          <w:rFonts w:eastAsia="微软雅黑"/>
+        </w:rPr>
+      </w:r>
+      <w:r>
+        <w:rPr>
+          <w:rFonts w:eastAsia="微软雅黑"/>
+        </w:rPr>
+      </w:r>
+      <w:r>
+        <w:rPr>
+          <w:rFonts w:eastAsia="微软雅黑"/>
+        </w:rPr>
       </w:r>
     </w:p>
     <w:p>
@@ -8256,42 +8162,6 @@
           <w:rFonts w:eastAsia="微软雅黑"/>
         </w:rPr>
         <w:t>更新数据源抽屉。</w:t>
-      </w:r>
-    </w:p>
-    <w:p>
-      <w:pPr>
-        <w:spacing w:after="40"/>
-        <w:ind w:left="360"/>
-      </w:pPr>
-      <w:r>
-        <w:rPr>
-          <w:rFonts w:eastAsia="微软雅黑"/>
-        </w:rPr>
-        <w:t>·</w:t>
-      </w:r>
-      <w:r>
-        <w:rPr>
-          <w:rFonts w:eastAsia="微软雅黑"/>
-        </w:rPr>
-        <w:t xml:space="preserve"> </w:t>
-      </w:r>
-      <w:r>
-        <w:rPr>
-          <w:rFonts w:eastAsia="微软雅黑"/>
-        </w:rPr>
-        <w:t>仿真模式：门控按钮禁用，提示「需要</w:t>
-      </w:r>
-      <w:r>
-        <w:rPr>
-          <w:rFonts w:eastAsia="微软雅黑"/>
-        </w:rPr>
-        <w:t xml:space="preserve"> E1 </w:t>
-      </w:r>
-      <w:r>
-        <w:rPr>
-          <w:rFonts w:eastAsia="微软雅黑"/>
-        </w:rPr>
-        <w:t>实机模式」</w:t>
       </w:r>
     </w:p>
     <w:p>
@@ -12473,126 +12343,6 @@
                 <w:szCs w:val="20"/>
               </w:rPr>
               <w:t>航程、优化结果、预测值、空域校验结果</w:t>
-            </w:r>
-          </w:p>
-        </w:tc>
-      </w:tr>
-      <w:tr>
-        <w:tblPrEx>
-          <w:tblCellMar>
-            <w:top w:w="0" w:type="dxa"/>
-            <w:bottom w:w="0" w:type="dxa"/>
-          </w:tblCellMar>
-        </w:tblPrEx>
-        <w:tc>
-          <w:tcPr>
-            <w:tcW w:w="1200" w:type="dxa"/>
-            <w:tcMar>
-              <w:top w:w="40" w:type="dxa"/>
-              <w:left w:w="80" w:type="dxa"/>
-              <w:bottom w:w="40" w:type="dxa"/>
-              <w:right w:w="80" w:type="dxa"/>
-            </w:tcMar>
-            <w:vAlign w:val="center"/>
-          </w:tcPr>
-          <w:p>
-            <w:r>
-              <w:rPr>
-                <w:rFonts w:eastAsia="微软雅黑"/>
-                <w:sz w:val="20"/>
-                <w:szCs w:val="20"/>
-              </w:rPr>
-              <w:t>[</w:t>
-            </w:r>
-            <w:r>
-              <w:rPr>
-                <w:rFonts w:eastAsia="微软雅黑"/>
-                <w:sz w:val="20"/>
-                <w:szCs w:val="20"/>
-              </w:rPr>
-              <w:t>模拟</w:t>
-            </w:r>
-            <w:r>
-              <w:rPr>
-                <w:rFonts w:eastAsia="微软雅黑"/>
-                <w:sz w:val="20"/>
-                <w:szCs w:val="20"/>
-              </w:rPr>
-              <w:t>]</w:t>
-            </w:r>
-          </w:p>
-        </w:tc>
-        <w:tc>
-          <w:tcPr>
-            <w:tcW w:w="2000" w:type="dxa"/>
-            <w:tcMar>
-              <w:top w:w="40" w:type="dxa"/>
-              <w:left w:w="80" w:type="dxa"/>
-              <w:bottom w:w="40" w:type="dxa"/>
-              <w:right w:w="80" w:type="dxa"/>
-            </w:tcMar>
-            <w:vAlign w:val="center"/>
-          </w:tcPr>
-          <w:p>
-            <w:r>
-              <w:rPr>
-                <w:rFonts w:eastAsia="微软雅黑"/>
-                <w:sz w:val="20"/>
-                <w:szCs w:val="20"/>
-              </w:rPr>
-              <w:t>灰色</w:t>
-            </w:r>
-            <w:r>
-              <w:rPr>
-                <w:rFonts w:eastAsia="微软雅黑"/>
-                <w:sz w:val="20"/>
-                <w:szCs w:val="20"/>
-              </w:rPr>
-              <w:t xml:space="preserve"> #8B949E</w:t>
-            </w:r>
-          </w:p>
-        </w:tc>
-        <w:tc>
-          <w:tcPr>
-            <w:tcW w:w="2960" w:type="dxa"/>
-            <w:tcMar>
-              <w:top w:w="40" w:type="dxa"/>
-              <w:left w:w="80" w:type="dxa"/>
-              <w:bottom w:w="40" w:type="dxa"/>
-              <w:right w:w="80" w:type="dxa"/>
-            </w:tcMar>
-            <w:vAlign w:val="center"/>
-          </w:tcPr>
-          <w:p>
-            <w:r>
-              <w:rPr>
-                <w:rFonts w:eastAsia="微软雅黑"/>
-                <w:sz w:val="20"/>
-                <w:szCs w:val="20"/>
-              </w:rPr>
-              <w:t>模拟生成数据</w:t>
-            </w:r>
-          </w:p>
-        </w:tc>
-        <w:tc>
-          <w:tcPr>
-            <w:tcW w:w="3200" w:type="dxa"/>
-            <w:tcMar>
-              <w:top w:w="40" w:type="dxa"/>
-              <w:left w:w="80" w:type="dxa"/>
-              <w:bottom w:w="40" w:type="dxa"/>
-              <w:right w:w="80" w:type="dxa"/>
-            </w:tcMar>
-            <w:vAlign w:val="center"/>
-          </w:tcPr>
-          <w:p>
-            <w:r>
-              <w:rPr>
-                <w:rFonts w:eastAsia="微软雅黑"/>
-                <w:sz w:val="20"/>
-                <w:szCs w:val="20"/>
-              </w:rPr>
-              <w:t>仿真模式下的所有遥测数据</w:t>
             </w:r>
           </w:p>
         </w:tc>
